--- a/manuscript/cover_letter.docx
+++ b/manuscript/cover_letter.docx
@@ -21,7 +21,7 @@
     <w:p/>
     <w:p>
       <w:r>
-        <w:t>Please consider our manuscript, “How well do a journal's past turnaround times predict the next paper's? A pre-registered out-of-time evaluation across 800 journals”, for publication in Accountability in Research.</w:t>
+        <w:t>Please consider our manuscript, “How well do a journal's past turnaround times predict the next paper's? A pre-specified out-of-time evaluation across 800 journals”, for publication in Accountability in Research.</w:t>
       </w:r>
     </w:p>
     <w:p/>
@@ -33,7 +33,7 @@
     <w:p/>
     <w:p>
       <w:r>
-        <w:t>Core contribution and evidence. Using publisher-deposited dates for 1,737,272 articles in 800 journals, we evaluated forecasts built only from information visible at two origins against 298,469 later submissions. Journal identity explains 27% of the variance of log acceptance time; the best journal-specific forecasts cut loss by 16% versus publisher-pooled forecasts but are wide, drift, and over-state speed; and only 1.6% of journal-origins accepted at least 80% of papers within 72 days. Several pre-registered hypotheses were not supported, and we report this openly.</w:t>
+        <w:t>Core contribution and evidence. Using publisher-deposited dates for 1,737,272 articles in 800 journals, we evaluated forecasts built only from information visible at two origins against 298,469 later submissions. Journal identity explains 27% of the variance of log acceptance time; the best journal-specific forecasts cut loss by 16% versus publisher-pooled forecasts but are wide, drift, and over-state speed; and only 1.6% of journal-origins accepted at least 80% of papers within 72 days. Several pre-specified hypotheses were not supported, and we report this openly.</w:t>
       </w:r>
     </w:p>
     <w:p/>

--- a/manuscript/cover_letter.docx
+++ b/manuscript/cover_letter.docx
@@ -9,7 +9,7 @@
     </w:p>
     <w:p>
       <w:r>
-        <w:t>The Editor-in-Chief, Accountability in Research</w:t>
+        <w:t>The Editors, Research Integrity and Peer Review</w:t>
       </w:r>
     </w:p>
     <w:p/>
@@ -21,7 +21,7 @@
     <w:p/>
     <w:p>
       <w:r>
-        <w:t>Please consider our manuscript, “How well do a journal's past turnaround times predict the next paper's? A pre-specified out-of-time evaluation across 800 journals”, for publication in Accountability in Research.</w:t>
+        <w:t>Please consider our manuscript, “How well do a journal's past turnaround times predict the next paper's? A pre-specified out-of-time evaluation across 800 journals”, for consideration as a Research article in Research Integrity and Peer Review.</w:t>
       </w:r>
     </w:p>
     <w:p/>
@@ -39,7 +39,7 @@
     <w:p/>
     <w:p>
       <w:r>
-        <w:t>Fit with the journal. The paper is meta-research on peer review and publication practice, a theme the journal publishes, and it bears on research-evaluation policy.</w:t>
+        <w:t>Fit with the journal. The paper is a multi-journal study of the peer-review and publication process (the journal's stated scope includes research on peer review and editorial processes) and it bears on reporting standards and research-evaluation policy. It does not concern decisions of individual journals or publishers.</w:t>
       </w:r>
     </w:p>
     <w:p/>
